--- a/docs/source-documents/ADWITIX_Master.docx
+++ b/docs/source-documents/ADWITIX_Master.docx
@@ -1942,7 +1942,7 @@
         <w:t xml:space="preserve">Statement: </w:t>
       </w:r>
       <w:r>
-        <w:t>The Success Fee is a single, platform-wide, non-tenant-adjustable schedule, declining by final sale value from 2.00% down to 0.50% (minimum ₹500 + GST), fully specified in Section 5.4. It replaces the earlier flat-0.5%-SaaS-plus-tenant-adjustable-0.5%-5%-band model. It applies uniformly to Buy-Now, Express, and Easy Auctions; Tender Auctions remain excluded and follow the CoCo Concierge terms instead (Section 5.2). By default the Trader (buyer) pays the Success Fee, so listing and selling remain free for the Market Maker (seller) exactly as before. A Market Maker may instead elect Seller-Pays per Trading Session (Fee Payer Election, BR-32) to absorb the fee itself, matching a 0%-visible-premium competitor; this is a deliberate exception the Market Maker chooses, not a change to the default.</w:t>
+        <w:t>The Success Fee is a single, platform-wide, non-tenant-adjustable schedule, declining by final sale value from 2.00% down to 0.50% (minimum ₹500 + GST), fully specified in Section 5.4. It replaces the earlier flat-0.5%-SaaS-plus-tenant-adjustable-0.5%-5%-band model. It applies uniformly to Buy-Now, Express, and Easy Auctions; Tender Auctions remain excluded and follow the CoCo Concierge terms instead (Section 5.2). By default the Trader (buyer) pays the Success Fee, so listing and selling remain free for the Market Maker (seller) exactly as before. A Market Maker on a paid TSX subscription tier (TSX Launch, TSX Growth, or TSX Enterprise — Section 5.4) may instead elect Seller-Pays per Trading Session (Fee Payer Election, BR-32) to absorb the fee itself, matching a 0%-visible-premium competitor; this is a deliberate exception the Market Maker chooses, not a change to the default. A CoCo Starter TSX has no such billing relationship with ADWITIX (Section 5.4, BR-33) and only ever runs Buyer-Pays.</w:t>
       </w:r>
     </w:p>
     <w:p>
@@ -2000,7 +2000,7 @@
         <w:t xml:space="preserve">Statement: </w:t>
       </w:r>
       <w:r>
-        <w:t xml:space="preserve">Each Trading Session carries a Fee Payer Election, set by the Market Maker before the session opens and locked once bidding is live: Buyer-Pays (default) or Seller-Pays. Under Buyer-Pays, the Success Fee (BR-31) is calculated, locked, and deducted directly from the buyer's escrowed EMD at settlement, as before. Under Seller-Pays, the buyer's EMD is settled and released in full, and the Success Fee is instead deducted from the seller's proceeds at the same settlement step (BR-33). The fee amount and the platform's revenue are identical either way — only which party's funds it is drawn from changes. The Tenant Admin no longer adjusts the fee rate itself, which is fixed platform-wide (BR-31).</w:t>
+        <w:t xml:space="preserve">Each Trading Session carries a Fee Payer Election, set by the Market Maker before the session opens and locked once bidding is live: Buyer-Pays (default) or Seller-Pays. Under Buyer-Pays, the Success Fee (BR-31) is calculated, locked, and deducted directly from the buyer's escrowed EMD at settlement, as before. Under Seller-Pays, the buyer's EMD is settled and released in full; because the platform never touches the seller's 100% sale-value proceeds (BR-33 — payment passes directly and offline, buyer to seller), the Success Fee cannot be deducted from those proceeds at settlement the way Buyer-Pays deducts from escrowed EMD. Instead, the fee is recorded against the TSX and consolidated into one GST-compliant invoice per TSX per calendar month, which the TSX Master settles directly with ADWITIX. Seller-Pays is therefore available only on a paid TSX subscription tier (TSX Launch, TSX Growth, TSX Enterprise — Section 5.4); a CoCo Starter TSX has no such billing relationship and only ever runs Buyer-Pays. The fee amount and the platform's revenue are identical either way — only who it is billed to, and how, changes. The Tenant Admin no longer adjusts the fee rate itself, which is fixed platform-wide (BR-31).</w:t>
       </w:r>
     </w:p>
     <w:p>
@@ -2017,7 +2017,7 @@
         <w:t xml:space="preserve">Logic / Rationale: </w:t>
       </w:r>
       <w:r>
-        <w:t xml:space="preserve">Streamlines cash flow and guarantees fee collection by netting directly from whichever side's funds are already moving at settlement — escrowed EMD for Buyer-Pays, seller proceeds for Seller-Pays — rather than requiring a separate charge in either case.</w:t>
+        <w:t xml:space="preserve">Streamlines cash flow and guarantees fee collection: Buyer-Pays nets directly from the escrowed EMD already moving at settlement, with no separate charge required. Seller-Pays cannot use that same real-time mechanism — BR-33 deliberately keeps the platform out of the seller's proceeds entirely — so it instead relies on the TSX's own monthly billing relationship with ADWITIX, a guaranteed collection path even though it is consolidated rather than instantaneous, and the reason the option is confined to TSXs that already carry a paid subscription.</w:t>
       </w:r>
     </w:p>
     <w:p>
@@ -15244,7 +15244,7 @@
         <w:t xml:space="preserve">Fee Payer Election: </w:t>
       </w:r>
       <w:r>
-        <w:t xml:space="preserve">The Success Fee rate itself never changes. What is configurable, per Trading Session, is who pays it — Buyer-Pays (default: Trader's total = Trade Value + Success Fee + GST) or Seller-Pays (Trader pays only the Trade Value, a 0% visible premium; the fee is deducted from the Market Maker's proceeds instead). Available to every Tenant on every tier, including CoCo. Must be locked before a Trading Session opens and cannot change once bidding is live. The platform's Success Fee revenue is identical either way — only the allocation changes, letting a Market Maker match a 0%-buyer-premium competitor (e.g. BAANKNET) without the platform discounting its own take.</w:t>
+        <w:t xml:space="preserve">The Success Fee rate itself never changes. What is configurable, per Trading Session, is who pays it — Buyer-Pays (default: Trader's total = Trade Value + Success Fee + GST) or Seller-Pays (Trader pays only the Trade Value, a 0% visible premium). Because the platform never touches the Market Maker's 100% sale-value proceeds (BR-33 — payment passes directly and offline, Trader to Market Maker), a Seller-Pays fee cannot be deducted from those proceeds in real time; instead it is recorded against the Trading Session's TSX and consolidated into one GST-compliant invoice per TSX per calendar month, which the TSX Master settles directly with ADWITIX — a genuine ongoing billing relationship a CoCo Starter TSX does not have. Seller-Pays is therefore available on every paid tier (TSX Launch, TSX Growth, TSX Enterprise); a CoCo Starter TSX only ever runs Buyer-Pays. Must be locked before a Trading Session opens and cannot change once bidding is live. The platform's Success Fee revenue is identical either way — only who it is billed to changes, letting a Market Maker on a paid tier match a 0%-buyer-premium competitor (e.g. BAANKNET) without the platform discounting its own take.</w:t>
       </w:r>
     </w:p>
     <w:p/>

--- a/docs/source-documents/ADWITIX_Master.docx
+++ b/docs/source-documents/ADWITIX_Master.docx
@@ -768,10 +768,7 @@
         <w:t xml:space="preserve">Baton-Pass (Cascading Default) — </w:t>
       </w:r>
       <w:r>
-        <w:t xml:space="preserve">What happens when a winning bidder doesn't pay: the win passes to the next-highest bidder at their own price, within their own time window. This can happen up to three times before an auction is cancelled outright.</w:t>
-      </w:r>
-      <w:r>
-        <w:t xml:space="preserve"> </w:t>
+        <w:t xml:space="preserve">What happens when a winning bidder doesn't pay: the win passes to the next-highest bidder at their own price, within their own time window. This can happen up to three times before an auction is cancelled outright. </w:t>
       </w:r>
       <w:r>
         <w:rPr>
@@ -809,10 +806,7 @@
         <w:t xml:space="preserve">Buy-Now — </w:t>
       </w:r>
       <w:r>
-        <w:t xml:space="preserve">A sale format where buyers make offers and the seller personally chooses who to sell to, considering price and the buyer's rating — not necessarily the highest offer.</w:t>
-      </w:r>
-      <w:r>
-        <w:t xml:space="preserve"> </w:t>
+        <w:t xml:space="preserve">A sale format where buyers make offers and the seller personally chooses who to sell to, considering price and the buyer's rating — not necessarily the highest offer. </w:t>
       </w:r>
       <w:r>
         <w:rPr>
@@ -835,10 +829,7 @@
         <w:t xml:space="preserve">CAT-LOC-VAL — </w:t>
       </w:r>
       <w:r>
-        <w:t xml:space="preserve">Short for Category-Location-Value — the set of preferences (what you're interested in, where, and at what price range) that personalises which listings and alerts you see.</w:t>
-      </w:r>
-      <w:r>
-        <w:t xml:space="preserve"> </w:t>
+        <w:t xml:space="preserve">Short for Category-Location-Value — the set of preferences (what you're interested in, where, and at what price range) that personalises which listings and alerts you see. </w:t>
       </w:r>
       <w:r>
         <w:rPr>
@@ -861,10 +852,7 @@
         <w:t xml:space="preserve">Certified by Seller (CBS) — </w:t>
       </w:r>
       <w:r>
-        <w:t xml:space="preserve">A listing where the seller has taken their own photos, by any method. Real, unedited photos of the actual item are required — stock or generated images are never allowed. Contrast with Verified Listing.</w:t>
-      </w:r>
-      <w:r>
-        <w:t xml:space="preserve"> </w:t>
+        <w:t xml:space="preserve">A listing where the seller has taken their own photos, by any method. Real, unedited photos of the actual item are required — stock or generated images are never allowed. Contrast with Verified Listing. </w:t>
       </w:r>
       <w:r>
         <w:rPr>
@@ -887,10 +875,7 @@
         <w:t xml:space="preserve">Crawl-Back — </w:t>
       </w:r>
       <w:r>
-        <w:t xml:space="preserve">A recovery path for a buyer whose rating has dropped significantly — they're temporarily limited to smaller purchases until a set number of clean transactions restores their standing.</w:t>
-      </w:r>
-      <w:r>
-        <w:t xml:space="preserve"> </w:t>
+        <w:t xml:space="preserve">A recovery path for a buyer whose rating has dropped significantly — they're temporarily limited to smaller purchases until a set number of clean transactions restores their standing. </w:t>
       </w:r>
       <w:r>
         <w:rPr>
@@ -913,10 +898,7 @@
         <w:t xml:space="preserve">Dispute Resolution — </w:t>
       </w:r>
       <w:r>
-        <w:t xml:space="preserve">The formal process for resolving a disagreement about a specific transaction — filed by a buyer or seller, reviewed with evidence from both sides, and decided with a stated reason.</w:t>
-      </w:r>
-      <w:r>
-        <w:t xml:space="preserve"> </w:t>
+        <w:t xml:space="preserve">The formal process for resolving a disagreement about a specific transaction — filed by a buyer or seller, reviewed with evidence from both sides, and decided with a stated reason. </w:t>
       </w:r>
       <w:r>
         <w:rPr>
@@ -954,10 +936,7 @@
         <w:t xml:space="preserve">Easy Auction — </w:t>
       </w:r>
       <w:r>
-        <w:t xml:space="preserve">A scheduled auction with a real inspection window (set by the seller, 24 hours to 7 days) before bidding opens. The seller can choose whether results close instantly or need their approval.</w:t>
-      </w:r>
-      <w:r>
-        <w:t xml:space="preserve"> </w:t>
+        <w:t xml:space="preserve">A scheduled auction with a real inspection window (set by the seller, 24 hours to 7 days) before bidding opens. The seller can choose whether results close instantly or need their approval. </w:t>
       </w:r>
       <w:r>
         <w:rPr>
@@ -980,10 +959,7 @@
         <w:t xml:space="preserve">EMD (Security Deposit) — </w:t>
       </w:r>
       <w:r>
-        <w:t xml:space="preserve">The refundable deposit — 10% of the item's value — a buyer must pledge before placing a bid or offer. It's returned automatically unless you win and then fail to pay.</w:t>
-      </w:r>
-      <w:r>
-        <w:t xml:space="preserve"> </w:t>
+        <w:t xml:space="preserve">The refundable deposit — 10% of the item's value — a buyer must pledge before placing a bid or offer. It's returned automatically unless you win and then fail to pay. </w:t>
       </w:r>
       <w:r>
         <w:rPr>
@@ -1006,10 +982,7 @@
         <w:t xml:space="preserve">EV (Expected Value) — </w:t>
       </w:r>
       <w:r>
-        <w:t xml:space="preserve">The price a seller states as their target/asking figure in a Buy-Now listing. Buyers may offer above or below it — it's a reference point, not a hard limit.</w:t>
-      </w:r>
-      <w:r>
-        <w:t xml:space="preserve"> </w:t>
+        <w:t xml:space="preserve">The price a seller states as their target/asking figure in a Buy-Now listing. Buyers may offer above or below it — it's a reference point, not a hard limit. </w:t>
       </w:r>
       <w:r>
         <w:rPr>
@@ -1032,10 +1005,7 @@
         <w:t xml:space="preserve">Express Auction — </w:t>
       </w:r>
       <w:r>
-        <w:t xml:space="preserve">The fastest sale format — no inspection window at all. The auction only starts once exactly 3 buyers have pledged a deposit, then runs for about an hour.</w:t>
-      </w:r>
-      <w:r>
-        <w:t xml:space="preserve"> </w:t>
+        <w:t xml:space="preserve">The fastest sale format — no inspection window at all. The auction only starts once exactly 3 buyers have pledged a deposit, then runs for about an hour. </w:t>
       </w:r>
       <w:r>
         <w:rPr>
@@ -1058,10 +1028,7 @@
         <w:t xml:space="preserve">Fee Payer Election — </w:t>
       </w:r>
       <w:r>
-        <w:t xml:space="preserve">A choice a seller makes for each Trading Session, before it opens: who pays the Success Fee — the buyer (the default) or the seller. Once bidding starts, it can't be changed.</w:t>
-      </w:r>
-      <w:r>
-        <w:t xml:space="preserve"> </w:t>
+        <w:t xml:space="preserve">A choice a seller makes for each Trading Session, before it opens: who pays the Success Fee — the buyer (the default) or the seller. Once bidding starts, it can't be changed. </w:t>
       </w:r>
       <w:r>
         <w:rPr>
@@ -1084,10 +1051,7 @@
         <w:t xml:space="preserve">Forfeiture — </w:t>
       </w:r>
       <w:r>
-        <w:t xml:space="preserve">The loss of a buyer's deposit after they win an auction and then fail to complete payment. In most cases the money goes to the seller as compensation; in a full cascading default, it doesn't.</w:t>
-      </w:r>
-      <w:r>
-        <w:t xml:space="preserve"> </w:t>
+        <w:t xml:space="preserve">The loss of a buyer's deposit after they win an auction and then fail to complete payment. In most cases the money goes to the seller as compensation; in a full cascading default, it doesn't. </w:t>
       </w:r>
       <w:r>
         <w:rPr>
@@ -1110,10 +1074,7 @@
         <w:t xml:space="preserve">Grievance Redressal — </w:t>
       </w:r>
       <w:r>
-        <w:t xml:space="preserve">The process for raising a broader concern about the platform itself — separate from a dispute about one specific transaction.</w:t>
-      </w:r>
-      <w:r>
-        <w:t xml:space="preserve"> </w:t>
+        <w:t xml:space="preserve">The process for raising a broader concern about the platform itself — separate from a dispute about one specific transaction. </w:t>
       </w:r>
       <w:r>
         <w:rPr>
@@ -1136,10 +1097,7 @@
         <w:t xml:space="preserve">H1 / H2 / H3 — </w:t>
       </w:r>
       <w:r>
-        <w:t xml:space="preserve">Shorthand for the highest, second-highest, and third-highest bidder in an auction at the moment it closes. If H1 defaults, the win passes to H2, then H3.</w:t>
-      </w:r>
-      <w:r>
-        <w:t xml:space="preserve"> </w:t>
+        <w:t xml:space="preserve">Shorthand for the highest, second-highest, and third-highest bidder in an auction at the moment it closes. If H1 defaults, the win passes to H2, then H3. </w:t>
       </w:r>
       <w:r>
         <w:rPr>
@@ -1177,10 +1135,7 @@
         <w:t xml:space="preserve">Live Ticker — </w:t>
       </w:r>
       <w:r>
-        <w:t xml:space="preserve">The real-time scrolling feed showing your account balance, the status of your active bids, and new listings matching your interests.</w:t>
-      </w:r>
-      <w:r>
-        <w:t xml:space="preserve"> </w:t>
+        <w:t xml:space="preserve">The real-time scrolling feed showing your account balance, the status of your active bids, and new listings matching your interests. </w:t>
       </w:r>
       <w:r>
         <w:rPr>
@@ -1203,10 +1158,7 @@
         <w:t xml:space="preserve">Money Points (PC) — </w:t>
       </w:r>
       <w:r>
-        <w:t xml:space="preserve">The platform's internal representation of deposited funds — always equal in value to what you deposited (1:1), held as a distinct amount tied to each specific bid, not one shared spendable balance.</w:t>
-      </w:r>
-      <w:r>
-        <w:t xml:space="preserve"> </w:t>
+        <w:t xml:space="preserve">The platform's internal representation of deposited funds — always equal in value to what you deposited (1:1), held as a distinct amount tied to each specific bid, not one shared spendable balance. </w:t>
       </w:r>
       <w:r>
         <w:rPr>
@@ -1229,10 +1181,7 @@
         <w:t xml:space="preserve">NOC (No Objection Certificate) — </w:t>
       </w:r>
       <w:r>
-        <w:t xml:space="preserve">A digital confirmation both sides must submit before a deal is considered closed — the seller confirms they were paid, the buyer confirms they received the goods.</w:t>
-      </w:r>
-      <w:r>
-        <w:t xml:space="preserve"> </w:t>
+        <w:t xml:space="preserve">A digital confirmation both sides must submit before a deal is considered closed — the seller confirms they were paid, the buyer confirms they received the goods. </w:t>
       </w:r>
       <w:r>
         <w:rPr>
@@ -1255,10 +1204,7 @@
         <w:t xml:space="preserve">Payment Gateway Charge — </w:t>
       </w:r>
       <w:r>
-        <w:t xml:space="preserve">A processing fee some payment methods (like cards) carry, added on top of your deposit so the full deposit amount still reaches escrow untouched.</w:t>
-      </w:r>
-      <w:r>
-        <w:t xml:space="preserve"> </w:t>
+        <w:t xml:space="preserve">A processing fee some payment methods (like cards) carry, added on top of your deposit so the full deposit amount still reaches escrow untouched. </w:t>
       </w:r>
       <w:r>
         <w:rPr>
@@ -1296,10 +1242,7 @@
         <w:t xml:space="preserve">Reserve Value (RV) — </w:t>
       </w:r>
       <w:r>
-        <w:t xml:space="preserve">The confidential floor price a seller sets for an Easy or Express Auction. The item won't sell for less than this, and it's what a buyer's deposit is calculated against.</w:t>
-      </w:r>
-      <w:r>
-        <w:t xml:space="preserve"> </w:t>
+        <w:t xml:space="preserve">The confidential floor price a seller sets for an Easy or Express Auction. The item won't sell for less than this, and it's what a buyer's deposit is calculated against. </w:t>
       </w:r>
       <w:r>
         <w:rPr>
@@ -1322,10 +1265,7 @@
         <w:t xml:space="preserve">SaaS Admin (Super Admin) — </w:t>
       </w:r>
       <w:r>
-        <w:t xml:space="preserve">The platform's top-level administrator, who oversees the whole system but never personally buys, sells, or has any visibility into a live auction while it's happening.</w:t>
-      </w:r>
-      <w:r>
-        <w:t xml:space="preserve"> </w:t>
+        <w:t xml:space="preserve">The platform's top-level administrator, who oversees the whole system but never personally buys, sells, or has any visibility into a live auction while it's happening. </w:t>
       </w:r>
       <w:r>
         <w:rPr>
@@ -1348,10 +1288,7 @@
         <w:t xml:space="preserve">Seller Rating (sellerStarRating) — </w:t>
       </w:r>
       <w:r>
-        <w:t xml:space="preserve">Your reputation score specifically as a seller — separate from your buyer rating, even if you do both.</w:t>
-      </w:r>
-      <w:r>
-        <w:t xml:space="preserve"> </w:t>
+        <w:t xml:space="preserve">Your reputation score specifically as a seller — separate from your buyer rating, even if you do both. </w:t>
       </w:r>
       <w:r>
         <w:rPr>
@@ -1374,10 +1311,7 @@
         <w:t xml:space="preserve">Settlement — </w:t>
       </w:r>
       <w:r>
-        <w:t xml:space="preserve">The final stage of a completed sale: the buyer pays the seller directly, both confirm their side (NOC), both rate each other, and any remaining deposit is refunded.</w:t>
-      </w:r>
-      <w:r>
-        <w:t xml:space="preserve"> </w:t>
+        <w:t xml:space="preserve">The final stage of a completed sale: the buyer pays the seller directly, both confirm their side (NOC), both rate each other, and any remaining deposit is refunded. </w:t>
       </w:r>
       <w:r>
         <w:rPr>
@@ -1400,10 +1334,7 @@
         <w:t xml:space="preserve">Shadow Banning — </w:t>
       </w:r>
       <w:r>
-        <w:t xml:space="preserve">A gradual reduction in visibility (fewer alerts, less promotion) for an account with a persistently poor rating — not a full block, just reduced platform support.</w:t>
-      </w:r>
-      <w:r>
-        <w:t xml:space="preserve"> </w:t>
+        <w:t xml:space="preserve">A gradual reduction in visibility (fewer alerts, less promotion) for an account with a persistently poor rating — not a full block, just reduced platform support. </w:t>
       </w:r>
       <w:r>
         <w:rPr>
@@ -1426,10 +1357,7 @@
         <w:t xml:space="preserve">Standing Review — </w:t>
       </w:r>
       <w:r>
-        <w:t xml:space="preserve">A periodic, big-picture check on a seller's overall conduct — triggered either once a year, or sooner if enough complaints build up — that looks at the pattern, not just one incident.</w:t>
-      </w:r>
-      <w:r>
-        <w:t xml:space="preserve"> </w:t>
+        <w:t xml:space="preserve">A periodic, big-picture check on a seller's overall conduct — triggered either once a year, or sooner if enough complaints build up — that looks at the pattern, not just one incident. </w:t>
       </w:r>
       <w:r>
         <w:rPr>
@@ -1452,10 +1380,7 @@
         <w:t xml:space="preserve">Star Rating — </w:t>
       </w:r>
       <w:r>
-        <w:t xml:space="preserve">Your reputation score, starting at 3 out of 5, that rises with clean, on-time transactions and falls with defaults or disputes. Buyers and sellers each have their own, separate score.</w:t>
-      </w:r>
-      <w:r>
-        <w:t xml:space="preserve"> </w:t>
+        <w:t xml:space="preserve">Your reputation score, starting at 3 out of 5, that rises with clean, on-time transactions and falls with defaults or disputes. Buyers and sellers each have their own, separate score. </w:t>
       </w:r>
       <w:r>
         <w:rPr>
@@ -1478,10 +1403,7 @@
         <w:t xml:space="preserve">Subscription Tier — </w:t>
       </w:r>
       <w:r>
-        <w:t xml:space="preserve">The package level a Tenant operates under — CoCo Starter (free), TSX Launch, TSX Growth, or TSX Enterprise — which determines things like API access and whether Seller-Pays is available.</w:t>
-      </w:r>
-      <w:r>
-        <w:t xml:space="preserve"> </w:t>
+        <w:t xml:space="preserve">The package level a Tenant operates under — CoCo Starter (free), TSX Launch, TSX Growth, or TSX Enterprise — which determines things like API access and whether Seller-Pays is available. </w:t>
       </w:r>
       <w:r>
         <w:rPr>
@@ -1504,10 +1426,7 @@
         <w:t xml:space="preserve">Success Fee — </w:t>
       </w:r>
       <w:r>
-        <w:t xml:space="preserve">The platform's own transaction fee on a completed sale — a single rate that declines as the sale value goes up, the same for every Tenant regardless of size or negotiating power. Replaces the older term 'commission'.</w:t>
-      </w:r>
-      <w:r>
-        <w:t xml:space="preserve"> </w:t>
+        <w:t xml:space="preserve">The platform's own transaction fee on a completed sale — a single rate that declines as the sale value goes up, the same for every Tenant regardless of size or negotiating power. Replaces the older term 'commission'. </w:t>
       </w:r>
       <w:r>
         <w:rPr>
@@ -1530,10 +1449,7 @@
         <w:t xml:space="preserve">Tenant / Shop — </w:t>
       </w:r>
       <w:r>
-        <w:t xml:space="preserve">An individual storefront operating on eBid Hub under its own branding — could be a bank, an institution, or the platform's own general marketplace.</w:t>
-      </w:r>
-      <w:r>
-        <w:t xml:space="preserve"> </w:t>
+        <w:t xml:space="preserve">An individual storefront operating on eBid Hub under its own branding — could be a bank, an institution, or the platform's own general marketplace. </w:t>
       </w:r>
       <w:r>
         <w:rPr>
@@ -1556,10 +1472,7 @@
         <w:t xml:space="preserve">Tenant Admin — </w:t>
       </w:r>
       <w:r>
-        <w:t xml:space="preserve">The person a shop has authorised to approve listings, set local terms, and manage sellers on that specific storefront.</w:t>
-      </w:r>
-      <w:r>
-        <w:t xml:space="preserve"> </w:t>
+        <w:t xml:space="preserve">The person a shop has authorised to approve listings, set local terms, and manage sellers on that specific storefront. </w:t>
       </w:r>
       <w:r>
         <w:rPr>
@@ -1582,10 +1495,7 @@
         <w:t xml:space="preserve">Tenant API Access — </w:t>
       </w:r>
       <w:r>
-        <w:t xml:space="preserve">A way for a Tenant's own systems to connect directly to the platform — pushing listings or checking status automatically — instead of using the web portal by hand. Available on paid subscription tiers only.</w:t>
-      </w:r>
-      <w:r>
-        <w:t xml:space="preserve"> </w:t>
+        <w:t xml:space="preserve">A way for a Tenant's own systems to connect directly to the platform — pushing listings or checking status automatically — instead of using the web portal by hand. Available on paid subscription tiers only. </w:t>
       </w:r>
       <w:r>
         <w:rPr>
@@ -1608,10 +1518,7 @@
         <w:t xml:space="preserve">Tender Auction — </w:t>
       </w:r>
       <w:r>
-        <w:t xml:space="preserve">A fully private, invite-only sale format where the seller personally controls who can participate and on what terms — available only through the platform's own operated shop.</w:t>
-      </w:r>
-      <w:r>
-        <w:t xml:space="preserve"> </w:t>
+        <w:t xml:space="preserve">A fully private, invite-only sale format where the seller personally controls who can participate and on what terms — available only through the platform's own operated shop. </w:t>
       </w:r>
       <w:r>
         <w:rPr>
@@ -1634,10 +1541,7 @@
         <w:t xml:space="preserve">Verified Listing — </w:t>
       </w:r>
       <w:r>
-        <w:t xml:space="preserve">A listing where eBid Hub's own inspection team has visited the item and taken the photos themselves. Contrast with Certified by Seller.</w:t>
-      </w:r>
-      <w:r>
-        <w:t xml:space="preserve"> </w:t>
+        <w:t xml:space="preserve">A listing where eBid Hub's own inspection team has visited the item and taken the photos themselves. Contrast with Certified by Seller. </w:t>
       </w:r>
       <w:r>
         <w:rPr>
@@ -5861,7 +5765,7 @@
         <w:t xml:space="preserve">Statement: </w:t>
       </w:r>
       <w:r>
-        <w:t>As an e-commerce operator facilitating sales between Buyers and Sellers, the platform deducts Tax Deducted at Source on the gross amount of facilitated sales, in accordance with Section 194-O of the Income Tax Act (or its successor provision), at the rate prescribed from time to time. The applicable rate and precise mechanics of deduction are confirmed with a qualified tax advisor before implementation and are not fixed by this document.</w:t>
+        <w:t>As an e-commerce operator facilitating sales between Buyers and Sellers, the platform deducts Tax Deducted at Source on the gross amount of facilitated sales, in accordance with Section 194-O of the Income Tax Act (or its successor provision), at a confirmed rate of 10%. Any future change to the prescribed statutory rate is confirmed with a qualified tax advisor before implementation.</w:t>
       </w:r>
     </w:p>
     <w:p>
@@ -5876,7 +5780,7 @@
         <w:t xml:space="preserve">Logic / Rationale: </w:t>
       </w:r>
       <w:r>
-        <w:t>TDS obligations under Section 194-O attach to platforms facilitating e-commerce transactions; building this in as a first-class rule (even with the rate held open pending advisor confirmation) ensures it is not silently missed once real transaction volume begins.</w:t>
+        <w:t>TDS obligations under Section 194-O attach to platforms facilitating e-commerce transactions; the Super Admin confirmed the applicable rate directly at 10%, and the platform computes and records it on every settlement at the point of completion, so the obligation is never silently missed once real transaction volume begins.</w:t>
       </w:r>
     </w:p>
     <w:p/>

--- a/docs/source-documents/ADWITIX_Master.docx
+++ b/docs/source-documents/ADWITIX_Master.docx
@@ -160,6 +160,14 @@
           <w:bCs/>
         </w:rPr>
         <w:t xml:space="preserve">SECTION 6 — BUSINESS MODEL</w:t>
+      </w:r>
+    </w:p>
+    <w:p>
+      <w:pPr>
+        <w:spacing w:after="0"/>
+      </w:pPr>
+      <w:r>
+        <w:t xml:space="preserve">SECTION 7 — AX KNOWLEDGE &amp; CHRONICLE FRAMEWORK</w:t>
       </w:r>
     </w:p>
     <w:p>
@@ -19208,6 +19216,1226 @@
         <w:t xml:space="preserve">ADWITIX aims to become India's leading Digital Asset Disposal &amp; Recovery Network, serving insurance, banking, manufacturing, government, insolvency, exports, logistics and industrial surplus markets through a unified Marketplace Operating System.</w:t>
       </w:r>
     </w:p>
+    <w:p>
+      <w:r>
+        <w:br w:type="page"/>
+      </w:r>
+    </w:p>
+    <w:p>
+      <w:pPr>
+        <w:pStyle w:val="Heading1"/>
+        <w:spacing w:after="200" w:before="400"/>
+      </w:pPr>
+      <w:r>
+        <w:t xml:space="preserve">SECTION 7: AX KNOWLEDGE &amp; CHRONICLE FRAMEWORK</w:t>
+      </w:r>
+    </w:p>
+    <w:p>
+      <w:pPr>
+        <w:spacing w:after="120"/>
+      </w:pPr>
+      <w:r>
+        <w:rPr>
+          <w:i/>
+        </w:rPr>
+        <w:t xml:space="preserve">Status: Phase 1 scope is the Trading Session Chronicle (7.9) — active, built into this release. Everything else in this section is design reference, explicitly deferred to Phase 2 (7.10), the same way Section 5 defers Procurement and Market Intelligence. Adapted from the AX Knowledge &amp; Chronicle Framework concept paper (v1.0).</w:t>
+      </w:r>
+    </w:p>
+    <w:p>
+      <w:pPr>
+        <w:spacing w:before="240" w:after="80"/>
+      </w:pPr>
+      <w:r>
+        <w:rPr>
+          <w:b/>
+          <w:color w:val="B5651D"/>
+          <w:sz w:val="23"/>
+        </w:rPr>
+        <w:t xml:space="preserve">7.1 Vision</w:t>
+      </w:r>
+    </w:p>
+    <w:p>
+      <w:pPr>
+        <w:spacing w:after="120"/>
+      </w:pPr>
+      <w:r>
+        <w:rPr/>
+        <w:t xml:space="preserve">Every transaction creates information; every decision creates knowledge. Most organisations preserve the transaction and lose the reasoning behind it — inspection reports in one folder, approvals in emails, photographs on mobile phones, audit observations in separate files. The AX Knowledge &amp; Chronicle Framework turns operational information into a permanent, searchable, trustworthy record that supports management, auditors, regulators, and future decision-makers — not just recording that an event happened, but preserving the complete lifecycle of the decisions behind it.</w:t>
+      </w:r>
+    </w:p>
+    <w:p>
+      <w:pPr>
+        <w:spacing w:before="240" w:after="80"/>
+      </w:pPr>
+      <w:r>
+        <w:rPr>
+          <w:b/>
+          <w:color w:val="B5651D"/>
+          <w:sz w:val="23"/>
+        </w:rPr>
+        <w:t xml:space="preserve">7.2 Guiding Principles</w:t>
+      </w:r>
+    </w:p>
+    <w:p>
+      <w:pPr>
+        <w:pStyle w:val="ListParagraph"/>
+        <w:numPr>
+          <w:ilvl w:val="0"/>
+          <w:numId w:val="3"/>
+        </w:numPr>
+        <w:spacing w:after="60"/>
+      </w:pPr>
+      <w:r>
+        <w:rPr>
+          <w:b/>
+        </w:rPr>
+        <w:t xml:space="preserve">Facts before Opinions — </w:t>
+      </w:r>
+      <w:r>
+        <w:t xml:space="preserve">facts are recorded first, interpretation comes later; AI may assist interpretation but never creates facts.</w:t>
+      </w:r>
+    </w:p>
+    <w:p>
+      <w:pPr>
+        <w:pStyle w:val="ListParagraph"/>
+        <w:numPr>
+          <w:ilvl w:val="0"/>
+          <w:numId w:val="3"/>
+        </w:numPr>
+        <w:spacing w:after="60"/>
+      </w:pPr>
+      <w:r>
+        <w:rPr>
+          <w:b/>
+        </w:rPr>
+        <w:t xml:space="preserve">Human Accountability — </w:t>
+      </w:r>
+      <w:r>
+        <w:t xml:space="preserve">technology assists, people remain accountable; only authorised Contributors certify information.</w:t>
+      </w:r>
+    </w:p>
+    <w:p>
+      <w:pPr>
+        <w:pStyle w:val="ListParagraph"/>
+        <w:numPr>
+          <w:ilvl w:val="0"/>
+          <w:numId w:val="3"/>
+        </w:numPr>
+        <w:spacing w:after="60"/>
+      </w:pPr>
+      <w:r>
+        <w:rPr>
+          <w:b/>
+        </w:rPr>
+        <w:t xml:space="preserve">Single Source of Truth — </w:t>
+      </w:r>
+      <w:r>
+        <w:t xml:space="preserve">information exists once; every report, dashboard, audit, and certificate references the same underlying data.</w:t>
+      </w:r>
+    </w:p>
+    <w:p>
+      <w:pPr>
+        <w:pStyle w:val="ListParagraph"/>
+        <w:numPr>
+          <w:ilvl w:val="0"/>
+          <w:numId w:val="3"/>
+        </w:numPr>
+        <w:spacing w:after="60"/>
+      </w:pPr>
+      <w:r>
+        <w:rPr>
+          <w:b/>
+        </w:rPr>
+        <w:t xml:space="preserve">Preserve Everything — </w:t>
+      </w:r>
+      <w:r>
+        <w:t xml:space="preserve">no information is discarded for not appearing in the final report; working information stays archived, certified information stays visible.</w:t>
+      </w:r>
+    </w:p>
+    <w:p>
+      <w:pPr>
+        <w:pStyle w:val="ListParagraph"/>
+        <w:numPr>
+          <w:ilvl w:val="0"/>
+          <w:numId w:val="3"/>
+        </w:numPr>
+        <w:spacing w:after="60"/>
+      </w:pPr>
+      <w:r>
+        <w:rPr>
+          <w:b/>
+        </w:rPr>
+        <w:t xml:space="preserve">Knowledge over Documents — </w:t>
+      </w:r>
+      <w:r>
+        <w:t xml:space="preserve">reports are outputs; the knowledge behind them is the asset.</w:t>
+      </w:r>
+    </w:p>
+    <w:p>
+      <w:pPr>
+        <w:pStyle w:val="ListParagraph"/>
+        <w:numPr>
+          <w:ilvl w:val="0"/>
+          <w:numId w:val="3"/>
+        </w:numPr>
+        <w:spacing w:after="60"/>
+      </w:pPr>
+      <w:r>
+        <w:rPr>
+          <w:b/>
+        </w:rPr>
+        <w:t xml:space="preserve">Governance by Design — </w:t>
+      </w:r>
+      <w:r>
+        <w:t xml:space="preserve">transparency is embedded into workflows, not dependent on individual behaviour.</w:t>
+      </w:r>
+    </w:p>
+    <w:p>
+      <w:pPr>
+        <w:pStyle w:val="ListParagraph"/>
+        <w:numPr>
+          <w:ilvl w:val="0"/>
+          <w:numId w:val="3"/>
+        </w:numPr>
+        <w:spacing w:after="120"/>
+      </w:pPr>
+      <w:r>
+        <w:rPr>
+          <w:b/>
+        </w:rPr>
+        <w:t xml:space="preserve">Information Creates Value — </w:t>
+      </w:r>
+      <w:r>
+        <w:t xml:space="preserve">every transaction should increase the organisation's knowledge.</w:t>
+      </w:r>
+    </w:p>
+    <w:p>
+      <w:pPr>
+        <w:spacing w:before="240" w:after="80"/>
+      </w:pPr>
+      <w:r>
+        <w:rPr>
+          <w:b/>
+          <w:color w:val="B5651D"/>
+          <w:sz w:val="23"/>
+        </w:rPr>
+        <w:t xml:space="preserve">7.3 Information Hierarchy</w:t>
+      </w:r>
+    </w:p>
+    <w:p>
+      <w:pPr>
+        <w:spacing w:after="120"/>
+      </w:pPr>
+      <w:r>
+        <w:rPr/>
+        <w:t xml:space="preserve">Information is organised into progressively richer business objects: Case → Asset → Lot → Event → Transaction → Evidence → Observation → Finding → Decision → Chronicle → Dossier → Knowledge Vault. Three of these already exist under different names: Lot is this document's existing Listing (Section 1); Event is this document's existing Sale Event / Trading Session; Transaction is this document's existing Settlement. Evidence already exists as the media captured by PR-09's upload pipeline, not yet formally classified as such. Case, Asset (as a lifecycle entity spanning multiple Lots — distinct from BR-47's lighter Related Auctions grouping), Observation, Finding, Decision, Chronicle, Dossier, and Knowledge Vault are new concepts introduced by this framework; only the Chronicle level is in Phase 1 scope (7.9).</w:t>
+      </w:r>
+    </w:p>
+    <w:p>
+      <w:pPr>
+        <w:spacing w:before="240" w:after="80"/>
+      </w:pPr>
+      <w:r>
+        <w:rPr>
+          <w:b/>
+          <w:color w:val="B5651D"/>
+          <w:sz w:val="23"/>
+        </w:rPr>
+        <w:t xml:space="preserve">7.4 Chronicle Hierarchy</w:t>
+      </w:r>
+    </w:p>
+    <w:p>
+      <w:pPr>
+        <w:spacing w:after="120"/>
+      </w:pPr>
+      <w:r>
+        <w:rPr/>
+        <w:t xml:space="preserve">Different stakeholders need different levels of reporting, so the framework supports multiple Chronicle types, each building on the last:</w:t>
+      </w:r>
+    </w:p>
+    <w:p>
+      <w:pPr>
+        <w:pStyle w:val="ListParagraph"/>
+        <w:numPr>
+          <w:ilvl w:val="0"/>
+          <w:numId w:val="3"/>
+        </w:numPr>
+        <w:spacing w:after="60"/>
+      </w:pPr>
+      <w:r>
+        <w:rPr>
+          <w:b/>
+        </w:rPr>
+        <w:t xml:space="preserve">Event Chronicle (Trading Session Chronicle) — </w:t>
+      </w:r>
+      <w:r>
+        <w:t xml:space="preserve">the history of one Auction, Tender, Buy Now, or Negotiation. This is Phase 1 (7.9).</w:t>
+      </w:r>
+    </w:p>
+    <w:p>
+      <w:pPr>
+        <w:pStyle w:val="ListParagraph"/>
+        <w:numPr>
+          <w:ilvl w:val="0"/>
+          <w:numId w:val="3"/>
+        </w:numPr>
+        <w:spacing w:after="60"/>
+      </w:pPr>
+      <w:r>
+        <w:rPr>
+          <w:b/>
+        </w:rPr>
+        <w:t xml:space="preserve">Lot Chronicle — </w:t>
+      </w:r>
+      <w:r>
+        <w:t xml:space="preserve">the complete lifecycle of a Lot across multiple Events. Phase 2.</w:t>
+      </w:r>
+    </w:p>
+    <w:p>
+      <w:pPr>
+        <w:pStyle w:val="ListParagraph"/>
+        <w:numPr>
+          <w:ilvl w:val="0"/>
+          <w:numId w:val="3"/>
+        </w:numPr>
+        <w:spacing w:after="60"/>
+      </w:pPr>
+      <w:r>
+        <w:rPr>
+          <w:b/>
+        </w:rPr>
+        <w:t xml:space="preserve">Asset Chronicle — </w:t>
+      </w:r>
+      <w:r>
+        <w:t xml:space="preserve">the history of all Lots belonging to an Asset. Phase 2.</w:t>
+      </w:r>
+    </w:p>
+    <w:p>
+      <w:pPr>
+        <w:pStyle w:val="ListParagraph"/>
+        <w:numPr>
+          <w:ilvl w:val="0"/>
+          <w:numId w:val="3"/>
+        </w:numPr>
+        <w:spacing w:after="60"/>
+      </w:pPr>
+      <w:r>
+        <w:rPr>
+          <w:b/>
+        </w:rPr>
+        <w:t xml:space="preserve">Case Chronicle — </w:t>
+      </w:r>
+      <w:r>
+        <w:t xml:space="preserve">the complete history of one insurance claim, insolvency matter, recovery case, or disposal project. Phase 2.</w:t>
+      </w:r>
+    </w:p>
+    <w:p>
+      <w:pPr>
+        <w:pStyle w:val="ListParagraph"/>
+        <w:numPr>
+          <w:ilvl w:val="0"/>
+          <w:numId w:val="3"/>
+        </w:numPr>
+        <w:spacing w:after="120"/>
+      </w:pPr>
+      <w:r>
+        <w:rPr>
+          <w:b/>
+        </w:rPr>
+        <w:t xml:space="preserve">Enterprise Chronicle — </w:t>
+      </w:r>
+      <w:r>
+        <w:t xml:space="preserve">portfolio-level reporting for management. Phase 2.</w:t>
+      </w:r>
+    </w:p>
+    <w:p>
+      <w:pPr>
+        <w:spacing w:before="240" w:after="80"/>
+      </w:pPr>
+      <w:r>
+        <w:rPr>
+          <w:b/>
+          <w:color w:val="B5651D"/>
+          <w:sz w:val="23"/>
+        </w:rPr>
+        <w:t xml:space="preserve">7.5 Contributors</w:t>
+      </w:r>
+    </w:p>
+    <w:p>
+      <w:pPr>
+        <w:spacing w:after="120"/>
+      </w:pPr>
+      <w:r>
+        <w:rPr/>
+        <w:t xml:space="preserve">Rather than departments, the framework organises certification authority around Contributors — Asset Owner, Surveyor, Valuer, Technical Expert, Event Manager, Finance, Compliance, Logistics — each certifying only the information they own; AI compiles, humans certify. This overlaps with, but is not identical to, BR-21's existing bound asset-level roles (Surveyor, Yard Inspector, Physical Custodian). Whether Contributors extends BR-21's role system or is built as a separate certification layer is explicitly undecided and needs its own dedicated design discussion before any Contributor-related capability is scoped into a build — not part of Phase 1.</w:t>
+      </w:r>
+    </w:p>
+    <w:p>
+      <w:pPr>
+        <w:spacing w:before="240" w:after="80"/>
+      </w:pPr>
+      <w:r>
+        <w:rPr>
+          <w:b/>
+          <w:color w:val="B5651D"/>
+          <w:sz w:val="23"/>
+        </w:rPr>
+        <w:t xml:space="preserve">7.6 Information Classification</w:t>
+      </w:r>
+    </w:p>
+    <w:p>
+      <w:pPr>
+        <w:spacing w:after="120"/>
+      </w:pPr>
+      <w:r>
+        <w:rPr/>
+        <w:t xml:space="preserve">Every record is classified as one of: Fact, Observation, Decision, Action, Recommendation, Exception, Evidence, Approval, Conclusion, or AI Insight. This classification is what makes a Chronicle more than a document dump — it is what lets a Dossier (7.7) filter the same underlying knowledge differently for different audiences. Full adoption of this taxonomy across every existing decision point (dispute rulings, Standing Review outcomes, KYC review decisions, rating events) is Phase 2; the Phase 1 Trading Session Chronicle (7.9) draws directly from existing tables and the audit trail rather than requiring this taxonomy to exist first.</w:t>
+      </w:r>
+    </w:p>
+    <w:p>
+      <w:pPr>
+        <w:spacing w:before="240" w:after="80"/>
+      </w:pPr>
+      <w:r>
+        <w:rPr>
+          <w:b/>
+          <w:color w:val="B5651D"/>
+          <w:sz w:val="23"/>
+        </w:rPr>
+        <w:t xml:space="preserve">7.7 Dossiers</w:t>
+      </w:r>
+    </w:p>
+    <w:p>
+      <w:pPr>
+        <w:spacing w:after="120"/>
+      </w:pPr>
+      <w:r>
+        <w:rPr/>
+        <w:t xml:space="preserve">A Dossier is a purpose-built information package presenting only what's relevant to its intended audience, while every Dossier still draws from the same single source of truth. Named Dossier types: Audit Dossier, Legal Dossier, Claim Dossier, Management Dossier, Buyer Dossier, and Compliance Dossier — this last one is this document's existing KYC verification packet (BR-17/18's dossier review, already built), reclassified as one instance of this general Dossier concept rather than a separate, unrelated thing. Building the other Dossier types is Phase 2; they depend on Chronicles existing first.</w:t>
+      </w:r>
+    </w:p>
+    <w:p>
+      <w:pPr>
+        <w:spacing w:before="240" w:after="80"/>
+      </w:pPr>
+      <w:r>
+        <w:rPr>
+          <w:b/>
+          <w:color w:val="B5651D"/>
+          <w:sz w:val="23"/>
+        </w:rPr>
+        <w:t xml:space="preserve">7.8 Access &amp; Visibility</w:t>
+      </w:r>
+    </w:p>
+    <w:p>
+      <w:pPr>
+        <w:spacing w:after="120"/>
+      </w:pPr>
+      <w:r>
+        <w:rPr/>
+        <w:t xml:space="preserve">Information is protected along three dimensions — Role (who is accessing), Scope (which organisation, case, or marketplace), and Permission (what level of access) — plus a classification tier: Public, Internal, Confidential, Privileged, Regulatory, or Court Access. Different users see different views of the same underlying record without the record being duplicated. Phase 1's Trading Session Chronicle uses the existing role-based access already governing its source data (the Seller and Tenant Admin who can already see the Sale Event) plus one deliberate exception — the QR-linked public verification page (7.9) — rather than building this full six-tier model now. The full classification system is Phase 2.</w:t>
+      </w:r>
+    </w:p>
+    <w:p>
+      <w:pPr>
+        <w:spacing w:before="240" w:after="80"/>
+      </w:pPr>
+      <w:r>
+        <w:rPr>
+          <w:b/>
+          <w:color w:val="B5651D"/>
+          <w:sz w:val="23"/>
+        </w:rPr>
+        <w:t xml:space="preserve">7.9 AI Within the Framework</w:t>
+      </w:r>
+    </w:p>
+    <w:p>
+      <w:pPr>
+        <w:spacing w:after="120"/>
+      </w:pPr>
+      <w:r>
+        <w:rPr/>
+        <w:t xml:space="preserve">AI performs five functions here: Compilation, Summarisation, Correlation, Insight Generation, and Predictive Analytics. AI does not certify facts and does not replace an authorised decision-maker. Any of these functions, wherever built, needs a real LLM credential — the same external dependency BR-46 (AI Listing Quality Pre-Audit) is already blocked on, not a second, separate blocker. Phase 1's Trading Session Chronicle (7.10) is deliberately template-based, not AI-authored, specifically so it isn't waiting on that dependency.</w:t>
+      </w:r>
+    </w:p>
+    <w:p>
+      <w:pPr>
+        <w:spacing w:before="240" w:after="80"/>
+      </w:pPr>
+      <w:r>
+        <w:rPr>
+          <w:b/>
+          <w:color w:val="B5651D"/>
+          <w:sz w:val="23"/>
+        </w:rPr>
+        <w:t xml:space="preserve">7.10 Phase 1 Scope — the Trading Session Chronicle</w:t>
+      </w:r>
+    </w:p>
+    <w:p>
+      <w:pPr>
+        <w:spacing w:after="120"/>
+      </w:pPr>
+      <w:r>
+        <w:rPr/>
+        <w:t xml:space="preserve">The first Chronicle built is the Event Chronicle, scoped concretely as a Trading Session Chronicle: a system-authenticated report generated automatically the moment a Sale Event's Settlement completes, downloadable by the Market Maker (Seller) and the Tenant Admin. It contains:</w:t>
+      </w:r>
+    </w:p>
+    <w:p>
+      <w:pPr>
+        <w:pStyle w:val="ListParagraph"/>
+        <w:numPr>
+          <w:ilvl w:val="0"/>
+          <w:numId w:val="3"/>
+        </w:numPr>
+        <w:spacing w:after="60"/>
+      </w:pPr>
+      <w:r>
+        <w:rPr>
+          <w:b/>
+        </w:rPr>
+        <w:t xml:space="preserve">What was listed — </w:t>
+      </w:r>
+      <w:r>
+        <w:t xml:space="preserve">the Lot's category, condition, Reserve Value, Expected Value, and description, as recorded at listing time.</w:t>
+      </w:r>
+    </w:p>
+    <w:p>
+      <w:pPr>
+        <w:pStyle w:val="ListParagraph"/>
+        <w:numPr>
+          <w:ilvl w:val="0"/>
+          <w:numId w:val="3"/>
+        </w:numPr>
+        <w:spacing w:after="60"/>
+      </w:pPr>
+      <w:r>
+        <w:rPr>
+          <w:b/>
+        </w:rPr>
+        <w:t xml:space="preserve">What happened, chronologically — </w:t>
+      </w:r>
+      <w:r>
+        <w:t xml:space="preserve">a timeline drawn from the existing BR-05 hash-chained audit trail: listing approval, bids or offers placed, any material edits, close, and settlement.</w:t>
+      </w:r>
+    </w:p>
+    <w:p>
+      <w:pPr>
+        <w:pStyle w:val="ListParagraph"/>
+        <w:numPr>
+          <w:ilvl w:val="0"/>
+          <w:numId w:val="3"/>
+        </w:numPr>
+        <w:spacing w:after="60"/>
+      </w:pPr>
+      <w:r>
+        <w:rPr>
+          <w:b/>
+        </w:rPr>
+        <w:t xml:space="preserve">The result — </w:t>
+      </w:r>
+      <w:r>
+        <w:t xml:space="preserve">final price, winner status, and settlement outcome.</w:t>
+      </w:r>
+    </w:p>
+    <w:p>
+      <w:pPr>
+        <w:pStyle w:val="ListParagraph"/>
+        <w:numPr>
+          <w:ilvl w:val="0"/>
+          <w:numId w:val="3"/>
+        </w:numPr>
+        <w:spacing w:after="60"/>
+      </w:pPr>
+      <w:r>
+        <w:rPr>
+          <w:b/>
+        </w:rPr>
+        <w:t xml:space="preserve">Participation and bidding — </w:t>
+      </w:r>
+      <w:r>
+        <w:t xml:space="preserve">how many distinct parties participated and the bid or offer progression, shown as counts and amounts only — never buyer names, mobile numbers, or Party IDs, matching BR-16's existing double-blind masking exactly as it already applies elsewhere in this document.</w:t>
+      </w:r>
+    </w:p>
+    <w:p>
+      <w:pPr>
+        <w:pStyle w:val="ListParagraph"/>
+        <w:numPr>
+          <w:ilvl w:val="0"/>
+          <w:numId w:val="3"/>
+        </w:numPr>
+        <w:spacing w:after="60"/>
+      </w:pPr>
+      <w:r>
+        <w:rPr>
+          <w:b/>
+        </w:rPr>
+        <w:t xml:space="preserve">Improvement achieved — </w:t>
+      </w:r>
+      <w:r>
+        <w:t xml:space="preserve">the final price against the Reserve Value.</w:t>
+      </w:r>
+    </w:p>
+    <w:p>
+      <w:pPr>
+        <w:pStyle w:val="ListParagraph"/>
+        <w:numPr>
+          <w:ilvl w:val="0"/>
+          <w:numId w:val="3"/>
+        </w:numPr>
+        <w:spacing w:after="60"/>
+      </w:pPr>
+      <w:r>
+        <w:rPr>
+          <w:b/>
+        </w:rPr>
+        <w:t xml:space="preserve">The transaction — </w:t>
+      </w:r>
+      <w:r>
+        <w:t xml:space="preserve">TDS (BR-53), Success Fee, and payout, as already computed by Settlement.</w:t>
+      </w:r>
+    </w:p>
+    <w:p>
+      <w:pPr>
+        <w:pStyle w:val="ListParagraph"/>
+        <w:numPr>
+          <w:ilvl w:val="0"/>
+          <w:numId w:val="3"/>
+        </w:numPr>
+        <w:spacing w:after="120"/>
+      </w:pPr>
+      <w:r>
+        <w:rPr>
+          <w:b/>
+        </w:rPr>
+        <w:t xml:space="preserve">Transparency and privacy — </w:t>
+      </w:r>
+      <w:r>
+        <w:t xml:space="preserve">a plain statement of how BR-16's double-blind mechanism kept participant identity masked while the process itself remained fully auditable.</w:t>
+      </w:r>
+    </w:p>
+    <w:p>
+      <w:pPr>
+        <w:spacing w:after="120"/>
+      </w:pPr>
+      <w:r>
+        <w:rPr/>
+        <w:t xml:space="preserve">The report's narrative is template-based, not AI-authored (7.9) — real, computed data filled into fixed prose, so generation has no external dependency. It is authenticated, not merely generated: certified via a content hash tied to the existing BR-05 audit trail, a unique reference number, and a QR code. The QR opens a public, token-based digital verification page — reachable only with the exact unguessable token embedded in the QR, not by ordinary login — showing the certified PDF, the Lot's photographs and documents, the relevant audit-trail excerpt, and a hash-match confirmation that the certified copy hasn't been altered. Once certified, a Chronicle is immutable; a later correction creates a new version rather than editing the original, the same principle BR-13 already applies to Listings.</w:t>
+      </w:r>
+    </w:p>
+    <w:p>
+      <w:pPr>
+        <w:spacing w:before="240" w:after="80"/>
+      </w:pPr>
+      <w:r>
+        <w:rPr>
+          <w:b/>
+          <w:color w:val="B5651D"/>
+          <w:sz w:val="23"/>
+        </w:rPr>
+        <w:t xml:space="preserve">7.11 Phase 2 — Deferred Scope</w:t>
+      </w:r>
+    </w:p>
+    <w:p>
+      <w:pPr>
+        <w:spacing w:after="120"/>
+      </w:pPr>
+      <w:r>
+        <w:rPr/>
+        <w:t xml:space="preserve">Everything below is preserved design intent, not active scope in this document — the same treatment Section 5 already gives Procurement and Market Intelligence.</w:t>
+      </w:r>
+    </w:p>
+    <w:tbl>
+      <w:tblPr>
+        <w:tblW w:type="dxa" w:w="8400"/>
+        <w:tblBorders>
+          <w:top w:val="single" w:color="auto" w:sz="4"/>
+          <w:left w:val="single" w:color="auto" w:sz="4"/>
+          <w:bottom w:val="single" w:color="auto" w:sz="4"/>
+          <w:right w:val="single" w:color="auto" w:sz="4"/>
+          <w:insideH w:val="single" w:color="auto" w:sz="4"/>
+          <w:insideV w:val="single" w:color="auto" w:sz="4"/>
+        </w:tblBorders>
+      </w:tblPr>
+      <w:tblGrid>
+        <w:gridCol w:w="3200"/>
+        <w:gridCol w:w="3200"/>
+        <w:gridCol w:w="2000"/>
+      </w:tblGrid>
+      <w:tr>
+        <w:trPr>
+          <w:tblHeader/>
+        </w:trPr>
+        <w:tc>
+          <w:tcPr>
+            <w:tcW w:type="dxa" w:w="3200"/>
+            <w:shd w:fill="1B2A4A" w:val="clear"/>
+            <w:tcMar>
+              <w:top w:type="dxa" w:w="80"/>
+              <w:left w:type="dxa" w:w="100"/>
+              <w:bottom w:type="dxa" w:w="80"/>
+              <w:right w:type="dxa" w:w="100"/>
+            </w:tcMar>
+          </w:tcPr>
+          <w:p>
+            <w:pPr>
+              <w:jc w:val="left"/>
+            </w:pPr>
+            <w:r>
+              <w:rPr>
+                <w:b/>
+                <w:bCs/>
+              </w:rPr>
+              <w:t xml:space="preserve">Deferred item</w:t>
+            </w:r>
+          </w:p>
+        </w:tc>
+        <w:tc>
+          <w:tcPr>
+            <w:tcW w:type="dxa" w:w="3200"/>
+            <w:shd w:fill="1B2A4A" w:val="clear"/>
+            <w:tcMar>
+              <w:top w:type="dxa" w:w="80"/>
+              <w:left w:type="dxa" w:w="100"/>
+              <w:bottom w:type="dxa" w:w="80"/>
+              <w:right w:type="dxa" w:w="100"/>
+            </w:tcMar>
+          </w:tcPr>
+          <w:p>
+            <w:pPr>
+              <w:jc w:val="left"/>
+            </w:pPr>
+            <w:r>
+              <w:rPr>
+                <w:b/>
+                <w:bCs/>
+              </w:rPr>
+              <w:t xml:space="preserve">What it needs first</w:t>
+            </w:r>
+          </w:p>
+        </w:tc>
+        <w:tc>
+          <w:tcPr>
+            <w:tcW w:type="dxa" w:w="2000"/>
+            <w:shd w:fill="1B2A4A" w:val="clear"/>
+            <w:tcMar>
+              <w:top w:type="dxa" w:w="80"/>
+              <w:left w:type="dxa" w:w="100"/>
+              <w:bottom w:type="dxa" w:w="80"/>
+              <w:right w:type="dxa" w:w="100"/>
+            </w:tcMar>
+          </w:tcPr>
+          <w:p>
+            <w:pPr>
+              <w:jc w:val="left"/>
+            </w:pPr>
+            <w:r>
+              <w:rPr>
+                <w:b/>
+                <w:bCs/>
+              </w:rPr>
+              <w:t xml:space="preserve">Section</w:t>
+            </w:r>
+          </w:p>
+        </w:tc>
+      </w:tr>
+      <w:tr>
+        <w:tc>
+          <w:tcPr>
+            <w:tcW w:type="dxa" w:w="3200"/>
+            <w:tcMar>
+              <w:top w:type="dxa" w:w="80"/>
+              <w:left w:type="dxa" w:w="100"/>
+              <w:bottom w:type="dxa" w:w="80"/>
+              <w:right w:type="dxa" w:w="100"/>
+            </w:tcMar>
+          </w:tcPr>
+          <w:p>
+            <w:pPr>
+              <w:jc w:val="left"/>
+            </w:pPr>
+            <w:r>
+              <w:rPr/>
+              <w:t xml:space="preserve">Case &amp; Asset as entities</w:t>
+            </w:r>
+          </w:p>
+        </w:tc>
+        <w:tc>
+          <w:tcPr>
+            <w:tcW w:type="dxa" w:w="3200"/>
+            <w:tcMar>
+              <w:top w:type="dxa" w:w="80"/>
+              <w:left w:type="dxa" w:w="100"/>
+              <w:bottom w:type="dxa" w:w="80"/>
+              <w:right w:type="dxa" w:w="100"/>
+            </w:tcMar>
+          </w:tcPr>
+          <w:p>
+            <w:pPr>
+              <w:jc w:val="left"/>
+            </w:pPr>
+            <w:r>
+              <w:rPr/>
+              <w:t xml:space="preserve">New data model — does a Case span Tenants? What creates one?</w:t>
+            </w:r>
+          </w:p>
+        </w:tc>
+        <w:tc>
+          <w:tcPr>
+            <w:tcW w:type="dxa" w:w="2000"/>
+            <w:tcMar>
+              <w:top w:type="dxa" w:w="80"/>
+              <w:left w:type="dxa" w:w="100"/>
+              <w:bottom w:type="dxa" w:w="80"/>
+              <w:right w:type="dxa" w:w="100"/>
+            </w:tcMar>
+          </w:tcPr>
+          <w:p>
+            <w:pPr>
+              <w:jc w:val="left"/>
+            </w:pPr>
+            <w:r>
+              <w:rPr/>
+              <w:t xml:space="preserve">7.3</w:t>
+            </w:r>
+          </w:p>
+        </w:tc>
+      </w:tr>
+      <w:tr>
+        <w:tc>
+          <w:tcPr>
+            <w:tcW w:type="dxa" w:w="3200"/>
+            <w:tcMar>
+              <w:top w:type="dxa" w:w="80"/>
+              <w:left w:type="dxa" w:w="100"/>
+              <w:bottom w:type="dxa" w:w="80"/>
+              <w:right w:type="dxa" w:w="100"/>
+            </w:tcMar>
+          </w:tcPr>
+          <w:p>
+            <w:pPr>
+              <w:jc w:val="left"/>
+            </w:pPr>
+            <w:r>
+              <w:rPr/>
+              <w:t xml:space="preserve">Lot / Asset / Case / Enterprise Chronicles</w:t>
+            </w:r>
+          </w:p>
+        </w:tc>
+        <w:tc>
+          <w:tcPr>
+            <w:tcW w:type="dxa" w:w="3200"/>
+            <w:tcMar>
+              <w:top w:type="dxa" w:w="80"/>
+              <w:left w:type="dxa" w:w="100"/>
+              <w:bottom w:type="dxa" w:w="80"/>
+              <w:right w:type="dxa" w:w="100"/>
+            </w:tcMar>
+          </w:tcPr>
+          <w:p>
+            <w:pPr>
+              <w:jc w:val="left"/>
+            </w:pPr>
+            <w:r>
+              <w:rPr/>
+              <w:t xml:space="preserve">Case &amp; Asset entities to exist first</w:t>
+            </w:r>
+          </w:p>
+        </w:tc>
+        <w:tc>
+          <w:tcPr>
+            <w:tcW w:type="dxa" w:w="2000"/>
+            <w:tcMar>
+              <w:top w:type="dxa" w:w="80"/>
+              <w:left w:type="dxa" w:w="100"/>
+              <w:bottom w:type="dxa" w:w="80"/>
+              <w:right w:type="dxa" w:w="100"/>
+            </w:tcMar>
+          </w:tcPr>
+          <w:p>
+            <w:pPr>
+              <w:jc w:val="left"/>
+            </w:pPr>
+            <w:r>
+              <w:rPr/>
+              <w:t xml:space="preserve">7.4</w:t>
+            </w:r>
+          </w:p>
+        </w:tc>
+      </w:tr>
+      <w:tr>
+        <w:tc>
+          <w:tcPr>
+            <w:tcW w:type="dxa" w:w="3200"/>
+            <w:tcMar>
+              <w:top w:type="dxa" w:w="80"/>
+              <w:left w:type="dxa" w:w="100"/>
+              <w:bottom w:type="dxa" w:w="80"/>
+              <w:right w:type="dxa" w:w="100"/>
+            </w:tcMar>
+          </w:tcPr>
+          <w:p>
+            <w:pPr>
+              <w:jc w:val="left"/>
+            </w:pPr>
+            <w:r>
+              <w:rPr/>
+              <w:t xml:space="preserve">Contributors (certification authority)</w:t>
+            </w:r>
+          </w:p>
+        </w:tc>
+        <w:tc>
+          <w:tcPr>
+            <w:tcW w:type="dxa" w:w="3200"/>
+            <w:tcMar>
+              <w:top w:type="dxa" w:w="80"/>
+              <w:left w:type="dxa" w:w="100"/>
+              <w:bottom w:type="dxa" w:w="80"/>
+              <w:right w:type="dxa" w:w="100"/>
+            </w:tcMar>
+          </w:tcPr>
+          <w:p>
+            <w:pPr>
+              <w:jc w:val="left"/>
+            </w:pPr>
+            <w:r>
+              <w:rPr/>
+              <w:t xml:space="preserve">Dedicated design discussion — extend BR-21 or build separately</w:t>
+            </w:r>
+          </w:p>
+        </w:tc>
+        <w:tc>
+          <w:tcPr>
+            <w:tcW w:type="dxa" w:w="2000"/>
+            <w:tcMar>
+              <w:top w:type="dxa" w:w="80"/>
+              <w:left w:type="dxa" w:w="100"/>
+              <w:bottom w:type="dxa" w:w="80"/>
+              <w:right w:type="dxa" w:w="100"/>
+            </w:tcMar>
+          </w:tcPr>
+          <w:p>
+            <w:pPr>
+              <w:jc w:val="left"/>
+            </w:pPr>
+            <w:r>
+              <w:rPr/>
+              <w:t xml:space="preserve">7.5</w:t>
+            </w:r>
+          </w:p>
+        </w:tc>
+      </w:tr>
+      <w:tr>
+        <w:tc>
+          <w:tcPr>
+            <w:tcW w:type="dxa" w:w="3200"/>
+            <w:tcMar>
+              <w:top w:type="dxa" w:w="80"/>
+              <w:left w:type="dxa" w:w="100"/>
+              <w:bottom w:type="dxa" w:w="80"/>
+              <w:right w:type="dxa" w:w="100"/>
+            </w:tcMar>
+          </w:tcPr>
+          <w:p>
+            <w:pPr>
+              <w:jc w:val="left"/>
+            </w:pPr>
+            <w:r>
+              <w:rPr/>
+              <w:t xml:space="preserve">Full Information Classification taxonomy</w:t>
+            </w:r>
+          </w:p>
+        </w:tc>
+        <w:tc>
+          <w:tcPr>
+            <w:tcW w:type="dxa" w:w="3200"/>
+            <w:tcMar>
+              <w:top w:type="dxa" w:w="80"/>
+              <w:left w:type="dxa" w:w="100"/>
+              <w:bottom w:type="dxa" w:w="80"/>
+              <w:right w:type="dxa" w:w="100"/>
+            </w:tcMar>
+          </w:tcPr>
+          <w:p>
+            <w:pPr>
+              <w:jc w:val="left"/>
+            </w:pPr>
+            <w:r>
+              <w:rPr/>
+              <w:t xml:space="preserve">Applying it across every existing decision point</w:t>
+            </w:r>
+          </w:p>
+        </w:tc>
+        <w:tc>
+          <w:tcPr>
+            <w:tcW w:type="dxa" w:w="2000"/>
+            <w:tcMar>
+              <w:top w:type="dxa" w:w="80"/>
+              <w:left w:type="dxa" w:w="100"/>
+              <w:bottom w:type="dxa" w:w="80"/>
+              <w:right w:type="dxa" w:w="100"/>
+            </w:tcMar>
+          </w:tcPr>
+          <w:p>
+            <w:pPr>
+              <w:jc w:val="left"/>
+            </w:pPr>
+            <w:r>
+              <w:rPr/>
+              <w:t xml:space="preserve">7.6</w:t>
+            </w:r>
+          </w:p>
+        </w:tc>
+      </w:tr>
+      <w:tr>
+        <w:tc>
+          <w:tcPr>
+            <w:tcW w:type="dxa" w:w="3200"/>
+            <w:tcMar>
+              <w:top w:type="dxa" w:w="80"/>
+              <w:left w:type="dxa" w:w="100"/>
+              <w:bottom w:type="dxa" w:w="80"/>
+              <w:right w:type="dxa" w:w="100"/>
+            </w:tcMar>
+          </w:tcPr>
+          <w:p>
+            <w:pPr>
+              <w:jc w:val="left"/>
+            </w:pPr>
+            <w:r>
+              <w:rPr/>
+              <w:t xml:space="preserve">Audit / Legal / Claim / Management / Buyer Dossiers</w:t>
+            </w:r>
+          </w:p>
+        </w:tc>
+        <w:tc>
+          <w:tcPr>
+            <w:tcW w:type="dxa" w:w="3200"/>
+            <w:tcMar>
+              <w:top w:type="dxa" w:w="80"/>
+              <w:left w:type="dxa" w:w="100"/>
+              <w:bottom w:type="dxa" w:w="80"/>
+              <w:right w:type="dxa" w:w="100"/>
+            </w:tcMar>
+          </w:tcPr>
+          <w:p>
+            <w:pPr>
+              <w:jc w:val="left"/>
+            </w:pPr>
+            <w:r>
+              <w:rPr/>
+              <w:t xml:space="preserve">Chronicles to exist first</w:t>
+            </w:r>
+          </w:p>
+        </w:tc>
+        <w:tc>
+          <w:tcPr>
+            <w:tcW w:type="dxa" w:w="2000"/>
+            <w:tcMar>
+              <w:top w:type="dxa" w:w="80"/>
+              <w:left w:type="dxa" w:w="100"/>
+              <w:bottom w:type="dxa" w:w="80"/>
+              <w:right w:type="dxa" w:w="100"/>
+            </w:tcMar>
+          </w:tcPr>
+          <w:p>
+            <w:pPr>
+              <w:jc w:val="left"/>
+            </w:pPr>
+            <w:r>
+              <w:rPr/>
+              <w:t xml:space="preserve">7.7</w:t>
+            </w:r>
+          </w:p>
+        </w:tc>
+      </w:tr>
+      <w:tr>
+        <w:tc>
+          <w:tcPr>
+            <w:tcW w:type="dxa" w:w="3200"/>
+            <w:tcMar>
+              <w:top w:type="dxa" w:w="80"/>
+              <w:left w:type="dxa" w:w="100"/>
+              <w:bottom w:type="dxa" w:w="80"/>
+              <w:right w:type="dxa" w:w="100"/>
+            </w:tcMar>
+          </w:tcPr>
+          <w:p>
+            <w:pPr>
+              <w:jc w:val="left"/>
+            </w:pPr>
+            <w:r>
+              <w:rPr/>
+              <w:t xml:space="preserve">Full six-tier Access &amp; Visibility model</w:t>
+            </w:r>
+          </w:p>
+        </w:tc>
+        <w:tc>
+          <w:tcPr>
+            <w:tcW w:type="dxa" w:w="3200"/>
+            <w:tcMar>
+              <w:top w:type="dxa" w:w="80"/>
+              <w:left w:type="dxa" w:w="100"/>
+              <w:bottom w:type="dxa" w:w="80"/>
+              <w:right w:type="dxa" w:w="100"/>
+            </w:tcMar>
+          </w:tcPr>
+          <w:p>
+            <w:pPr>
+              <w:jc w:val="left"/>
+            </w:pPr>
+            <w:r>
+              <w:rPr/>
+              <w:t xml:space="preserve">Dossiers to exist first</w:t>
+            </w:r>
+          </w:p>
+        </w:tc>
+        <w:tc>
+          <w:tcPr>
+            <w:tcW w:type="dxa" w:w="2000"/>
+            <w:tcMar>
+              <w:top w:type="dxa" w:w="80"/>
+              <w:left w:type="dxa" w:w="100"/>
+              <w:bottom w:type="dxa" w:w="80"/>
+              <w:right w:type="dxa" w:w="100"/>
+            </w:tcMar>
+          </w:tcPr>
+          <w:p>
+            <w:pPr>
+              <w:jc w:val="left"/>
+            </w:pPr>
+            <w:r>
+              <w:rPr/>
+              <w:t xml:space="preserve">7.8</w:t>
+            </w:r>
+          </w:p>
+        </w:tc>
+      </w:tr>
+      <w:tr>
+        <w:tc>
+          <w:tcPr>
+            <w:tcW w:type="dxa" w:w="3200"/>
+            <w:tcMar>
+              <w:top w:type="dxa" w:w="80"/>
+              <w:left w:type="dxa" w:w="100"/>
+              <w:bottom w:type="dxa" w:w="80"/>
+              <w:right w:type="dxa" w:w="100"/>
+            </w:tcMar>
+          </w:tcPr>
+          <w:p>
+            <w:pPr>
+              <w:jc w:val="left"/>
+            </w:pPr>
+            <w:r>
+              <w:rPr/>
+              <w:t xml:space="preserve">AI-authored Chronicle narrative</w:t>
+            </w:r>
+          </w:p>
+        </w:tc>
+        <w:tc>
+          <w:tcPr>
+            <w:tcW w:type="dxa" w:w="3200"/>
+            <w:tcMar>
+              <w:top w:type="dxa" w:w="80"/>
+              <w:left w:type="dxa" w:w="100"/>
+              <w:bottom w:type="dxa" w:w="80"/>
+              <w:right w:type="dxa" w:w="100"/>
+            </w:tcMar>
+          </w:tcPr>
+          <w:p>
+            <w:pPr>
+              <w:jc w:val="left"/>
+            </w:pPr>
+            <w:r>
+              <w:rPr/>
+              <w:t xml:space="preserve">A real LLM credential — same blocker as BR-46</w:t>
+            </w:r>
+          </w:p>
+        </w:tc>
+        <w:tc>
+          <w:tcPr>
+            <w:tcW w:type="dxa" w:w="2000"/>
+            <w:tcMar>
+              <w:top w:type="dxa" w:w="80"/>
+              <w:left w:type="dxa" w:w="100"/>
+              <w:bottom w:type="dxa" w:w="80"/>
+              <w:right w:type="dxa" w:w="100"/>
+            </w:tcMar>
+          </w:tcPr>
+          <w:p>
+            <w:pPr>
+              <w:jc w:val="left"/>
+            </w:pPr>
+            <w:r>
+              <w:rPr/>
+              <w:t xml:space="preserve">7.9</w:t>
+            </w:r>
+          </w:p>
+        </w:tc>
+      </w:tr>
+      <w:tr>
+        <w:tc>
+          <w:tcPr>
+            <w:tcW w:type="dxa" w:w="3200"/>
+            <w:tcMar>
+              <w:top w:type="dxa" w:w="80"/>
+              <w:left w:type="dxa" w:w="100"/>
+              <w:bottom w:type="dxa" w:w="80"/>
+              <w:right w:type="dxa" w:w="100"/>
+            </w:tcMar>
+          </w:tcPr>
+          <w:p>
+            <w:pPr>
+              <w:jc w:val="left"/>
+            </w:pPr>
+            <w:r>
+              <w:rPr/>
+              <w:t xml:space="preserve">Knowledge Vault</w:t>
+            </w:r>
+          </w:p>
+        </w:tc>
+        <w:tc>
+          <w:tcPr>
+            <w:tcW w:type="dxa" w:w="3200"/>
+            <w:tcMar>
+              <w:top w:type="dxa" w:w="80"/>
+              <w:left w:type="dxa" w:w="100"/>
+              <w:bottom w:type="dxa" w:w="80"/>
+              <w:right w:type="dxa" w:w="100"/>
+            </w:tcMar>
+          </w:tcPr>
+          <w:p>
+            <w:pPr>
+              <w:jc w:val="left"/>
+            </w:pPr>
+            <w:r>
+              <w:rPr/>
+              <w:t xml:space="preserve">A critical mass of completed Chronicles; overlaps Section 5.3 Market Intelligence</w:t>
+            </w:r>
+          </w:p>
+        </w:tc>
+        <w:tc>
+          <w:tcPr>
+            <w:tcW w:type="dxa" w:w="2000"/>
+            <w:tcMar>
+              <w:top w:type="dxa" w:w="80"/>
+              <w:left w:type="dxa" w:w="100"/>
+              <w:bottom w:type="dxa" w:w="80"/>
+              <w:right w:type="dxa" w:w="100"/>
+            </w:tcMar>
+          </w:tcPr>
+          <w:p>
+            <w:pPr>
+              <w:jc w:val="left"/>
+            </w:pPr>
+            <w:r>
+              <w:rPr/>
+              <w:t xml:space="preserve">7.3</w:t>
+            </w:r>
+          </w:p>
+        </w:tc>
+      </w:tr>
+    </w:tbl>
+    <w:p/>
   </w:body>
 </w:document>
 </file>

--- a/docs/source-documents/ADWITIX_Master.docx
+++ b/docs/source-documents/ADWITIX_Master.docx
@@ -19238,7 +19238,7 @@
         <w:rPr>
           <w:i/>
         </w:rPr>
-        <w:t xml:space="preserve">Status: Phase 1 scope is the Trading Session Chronicle (7.9) — active, built into this release. Everything else in this section is design reference, explicitly deferred to Phase 2 (7.10), the same way Section 5 defers Procurement and Market Intelligence. Adapted from the AX Knowledge &amp; Chronicle Framework concept paper (v1.0).</w:t>
+        <w:t xml:space="preserve">Status: Phase 1 — AX Chronicle ("Capture. Certify. Preserve.") — is the Trading Session Chronicle (7.10), active and built into this release. Phase 2 — AX Intelligence ("Understand. Learn. Recommend.") — covers everything else in this section as design reference (7.11), the same way Section 5 defers Procurement and Market Intelligence. Adapted from the AX Knowledge &amp; Chronicle Framework concept paper (v1.0).</w:t>
       </w:r>
     </w:p>
     <w:p>
@@ -19428,7 +19428,7 @@
       </w:pPr>
       <w:r>
         <w:rPr/>
-        <w:t xml:space="preserve">Information is organised into progressively richer business objects: Case → Asset → Lot → Event → Transaction → Evidence → Observation → Finding → Decision → Chronicle → Dossier → Knowledge Vault. Three of these already exist under different names: Lot is this document's existing Listing (Section 1); Event is this document's existing Sale Event / Trading Session; Transaction is this document's existing Settlement. Evidence already exists as the media captured by PR-09's upload pipeline, not yet formally classified as such. Case, Asset (as a lifecycle entity spanning multiple Lots — distinct from BR-47's lighter Related Auctions grouping), Observation, Finding, Decision, Chronicle, Dossier, and Knowledge Vault are new concepts introduced by this framework; only the Chronicle level is in Phase 1 scope (7.9).</w:t>
+        <w:t xml:space="preserve">Information is organised into progressively richer business objects: Case → Asset → Lot → Event → Transaction → Evidence → Observation → Finding → Decision → Chronicle → Dossier → Knowledge Vault. Three of these already exist under different names: Lot is this document's existing Listing (Section 1); Event is this document's existing Sale Event / Trading Session; Transaction is this document's existing Settlement. Evidence already exists as the media captured by PR-09's upload pipeline, not yet formally classified as such. Case, Asset (as a lifecycle entity spanning multiple Lots — distinct from BR-47's lighter Related Auctions grouping), Observation, Finding, Decision, Chronicle, Dossier, and Knowledge Vault are new concepts introduced by this framework; only the Chronicle level is in Phase 1 (AX Chronicle) scope (7.10).</w:t>
       </w:r>
     </w:p>
     <w:p>
@@ -19469,7 +19469,7 @@
         <w:t xml:space="preserve">Event Chronicle (Trading Session Chronicle) — </w:t>
       </w:r>
       <w:r>
-        <w:t xml:space="preserve">the history of one Auction, Tender, Buy Now, or Negotiation. This is Phase 1 (7.9).</w:t>
+        <w:t xml:space="preserve">the history of one Auction, Tender, Buy Now, or Negotiation. This is Phase 1 — AX Chronicle (7.10).</w:t>
       </w:r>
     </w:p>
     <w:p>
@@ -19488,7 +19488,7 @@
         <w:t xml:space="preserve">Lot Chronicle — </w:t>
       </w:r>
       <w:r>
-        <w:t xml:space="preserve">the complete lifecycle of a Lot across multiple Events. Phase 2.</w:t>
+        <w:t xml:space="preserve">the complete lifecycle of a Lot across multiple Events. Phase 2 — AX Intelligence.</w:t>
       </w:r>
     </w:p>
     <w:p>
@@ -19507,7 +19507,7 @@
         <w:t xml:space="preserve">Asset Chronicle — </w:t>
       </w:r>
       <w:r>
-        <w:t xml:space="preserve">the history of all Lots belonging to an Asset. Phase 2.</w:t>
+        <w:t xml:space="preserve">the history of all Lots belonging to an Asset. Phase 2 — AX Intelligence.</w:t>
       </w:r>
     </w:p>
     <w:p>
@@ -19526,7 +19526,7 @@
         <w:t xml:space="preserve">Case Chronicle — </w:t>
       </w:r>
       <w:r>
-        <w:t xml:space="preserve">the complete history of one insurance claim, insolvency matter, recovery case, or disposal project. Phase 2.</w:t>
+        <w:t xml:space="preserve">the complete history of one insurance claim, insolvency matter, recovery case, or disposal project. Phase 2 — AX Intelligence.</w:t>
       </w:r>
     </w:p>
     <w:p>
@@ -19545,7 +19545,7 @@
         <w:t xml:space="preserve">Enterprise Chronicle — </w:t>
       </w:r>
       <w:r>
-        <w:t xml:space="preserve">portfolio-level reporting for management. Phase 2.</w:t>
+        <w:t xml:space="preserve">portfolio-level reporting for management. Phase 2 — AX Intelligence.</w:t>
       </w:r>
     </w:p>
     <w:p>
@@ -19589,7 +19589,7 @@
       </w:pPr>
       <w:r>
         <w:rPr/>
-        <w:t xml:space="preserve">Every record is classified as one of: Fact, Observation, Decision, Action, Recommendation, Exception, Evidence, Approval, Conclusion, or AI Insight. This classification is what makes a Chronicle more than a document dump — it is what lets a Dossier (7.7) filter the same underlying knowledge differently for different audiences. Full adoption of this taxonomy across every existing decision point (dispute rulings, Standing Review outcomes, KYC review decisions, rating events) is Phase 2; the Phase 1 Trading Session Chronicle (7.9) draws directly from existing tables and the audit trail rather than requiring this taxonomy to exist first.</w:t>
+        <w:t xml:space="preserve">Every record is classified as one of: Fact, Observation, Decision, Action, Recommendation, Exception, Evidence, Approval, Conclusion, or AI Insight. This classification is what makes a Chronicle more than a document dump — it is what lets a Dossier (7.7) filter the same underlying knowledge differently for different audiences. Full adoption of this taxonomy across every existing decision point (dispute rulings, Standing Review outcomes, KYC review decisions, rating events) is Phase 2 (AX Intelligence); the Phase 1 (AX Chronicle) Trading Session Chronicle (7.10) draws directly from existing tables and the audit trail rather than requiring this taxonomy to exist first.</w:t>
       </w:r>
     </w:p>
     <w:p>
@@ -19633,7 +19633,7 @@
       </w:pPr>
       <w:r>
         <w:rPr/>
-        <w:t xml:space="preserve">Information is protected along three dimensions — Role (who is accessing), Scope (which organisation, case, or marketplace), and Permission (what level of access) — plus a classification tier: Public, Internal, Confidential, Privileged, Regulatory, or Court Access. Different users see different views of the same underlying record without the record being duplicated. Phase 1's Trading Session Chronicle uses the existing role-based access already governing its source data (the Seller and Tenant Admin who can already see the Sale Event) plus one deliberate exception — the QR-linked public verification page (7.9) — rather than building this full six-tier model now. The full classification system is Phase 2.</w:t>
+        <w:t xml:space="preserve">Information is protected along three dimensions — Role (who is accessing), Scope (which organisation, case, or marketplace), and Permission (what level of access) — plus a classification tier: Public, Internal, Confidential, Privileged, Regulatory, or Court Access. Different users see different views of the same underlying record without the record being duplicated. Phase 1's (AX Chronicle) Trading Session Chronicle uses the existing role-based access already governing its source data (the Seller and Tenant Admin who can already see the Sale Event) plus one deliberate exception — the QR-linked public verification page (7.10) — rather than building this full six-tier model now. The full classification system is Phase 2 (AX Intelligence).</w:t>
       </w:r>
     </w:p>
     <w:p>
@@ -19668,7 +19668,18 @@
           <w:color w:val="B5651D"/>
           <w:sz w:val="23"/>
         </w:rPr>
-        <w:t xml:space="preserve">7.10 Phase 1 Scope — the Trading Session Chronicle</w:t>
+        <w:t xml:space="preserve">7.10 AX Chronicle (Phase 1) — the Trading Session Chronicle</w:t>
+      </w:r>
+    </w:p>
+    <w:p>
+      <w:pPr>
+        <w:spacing w:after="80"/>
+      </w:pPr>
+      <w:r>
+        <w:rPr>
+          <w:i/>
+        </w:rPr>
+        <w:t xml:space="preserve">Capture. Certify. Preserve.</w:t>
       </w:r>
     </w:p>
     <w:p>
@@ -19832,7 +19843,18 @@
           <w:color w:val="B5651D"/>
           <w:sz w:val="23"/>
         </w:rPr>
-        <w:t xml:space="preserve">7.11 Phase 2 — Deferred Scope</w:t>
+        <w:t xml:space="preserve">7.11 AX Intelligence (Phase 2) — Deferred Scope</w:t>
+      </w:r>
+    </w:p>
+    <w:p>
+      <w:pPr>
+        <w:spacing w:after="80"/>
+      </w:pPr>
+      <w:r>
+        <w:rPr>
+          <w:i/>
+        </w:rPr>
+        <w:t xml:space="preserve">Understand. Learn. Recommend.</w:t>
       </w:r>
     </w:p>
     <w:p>
@@ -19841,7 +19863,7 @@
       </w:pPr>
       <w:r>
         <w:rPr/>
-        <w:t xml:space="preserve">Everything below is preserved design intent, not active scope in this document — the same treatment Section 5 already gives Procurement and Market Intelligence.</w:t>
+        <w:t xml:space="preserve">Everything below is preserved design intent, not active scope in this document — the same treatment Section 5 already gives Procurement and Market Intelligence. Whether AX Intelligence becomes a paid, Enterprise-tier-gated capability (Section 6) — every customer receiving AX Chronicle from day one, with AX Intelligence sold as the differentiator for higher-tier plans — is a real commercial question raised by the project owner and explicitly left open here, not yet a commercial term of this document.</w:t>
       </w:r>
     </w:p>
     <w:tbl>

--- a/docs/source-documents/ADWITIX_Master.docx
+++ b/docs/source-documents/ADWITIX_Master.docx
@@ -1457,7 +1457,7 @@
         <w:t xml:space="preserve">Tenant / Shop — </w:t>
       </w:r>
       <w:r>
-        <w:t xml:space="preserve">An individual storefront operating on eBid Hub under its own branding — could be a bank, an institution, or the platform's own general marketplace. </w:t>
+        <w:t xml:space="preserve">An individual storefront operating on AdwitiX under its own branding — could be a bank, an institution, or the platform's own general marketplace. </w:t>
       </w:r>
       <w:r>
         <w:rPr>
@@ -1549,7 +1549,7 @@
         <w:t xml:space="preserve">Verified Listing — </w:t>
       </w:r>
       <w:r>
-        <w:t xml:space="preserve">A listing where eBid Hub's own inspection team has visited the item and taken the photos themselves. Contrast with Certified by Seller. </w:t>
+        <w:t xml:space="preserve">A listing where AdwitiX's own inspection team has visited the item and taken the photos themselves. Contrast with Certified by Seller. </w:t>
       </w:r>
       <w:r>
         <w:rPr>

--- a/docs/source-documents/ADWITIX_Master.docx
+++ b/docs/source-documents/ADWITIX_Master.docx
@@ -6385,7 +6385,7 @@
         <w:t xml:space="preserve">Statement: </w:t>
       </w:r>
       <w:r>
-        <w:t>The API is not exposed to Tenants with a visible version number. Additive changes (new optional fields, new endpoints, new webhook types) ship without prior notice. Breaking changes (field removal, field rename, a change in the meaning of an existing field or status value) are never shipped silently: the old and new shapes run in parallel for a defined notice period, with the Tenant notified once via account notice, before the old shape is retired.</w:t>
+        <w:t>The API is exposed to Tenants with a visible version number in the URL path (e.g. /api/v1/...). Additive changes (new optional fields, new endpoints, new webhook types) ship within the current version without prior notice. Breaking changes (field removal, field rename, a change in the meaning of an existing field or status value) are never shipped as a mutation of an existing version: a new version segment (e.g. /api/v2/) is introduced, the prior version continues serving unchanged for a defined notice period, with the Tenant notified once via account notice, before the old version is retired.</w:t>
       </w:r>
     </w:p>
     <w:p>
@@ -6400,7 +6400,7 @@
         <w:t xml:space="preserve">Logic / Rationale: </w:t>
       </w:r>
       <w:r>
-        <w:t>Preserves a seamless, unversioned integration experience for the common case while protecting Tenants from unannounced breakage on live financial workflow (listings, Sale Events) where BR-13's governance already treats these objects as consequential, not cosmetic.</w:t>
+        <w:t>Reversed from the platform’s original unversioned design: the Super Admin confirmed explicit URL versioning is required so Tenants get a durable, predictable integration contract and the platform can run multiple API generations in parallel during a breaking change, rather than relying on Tenants correctly interpreting an undocumented shape change. Still protects Tenants from unannounced breakage on live financial workflow (listings, Sale Events) where BR-13’s governance already treats these objects as consequential, not cosmetic — now via version isolation instead of shape parallelism.</w:t>
       </w:r>
     </w:p>
     <w:p/>
